--- a/Docs/Hangman.docx
+++ b/Docs/Hangman.docx
@@ -405,14 +405,25 @@
           <w:shd w:val="clear" w:color="auto" w:fill="FFFFFF"/>
         </w:rPr>
       </w:pPr>
-      <w:r>
-        <w:rPr>
-          <w:rFonts w:asciiTheme="minorHAnsi" w:hAnsiTheme="minorHAnsi" w:cstheme="minorHAnsi"/>
-          <w:sz w:val="22"/>
-          <w:szCs w:val="22"/>
-          <w:shd w:val="clear" w:color="auto" w:fill="FFFFFF"/>
-        </w:rPr>
-        <w:t>A gallows is displayed on the screen, with elements added to the picture throughout the game.</w:t>
+      <w:proofErr w:type="gramStart"/>
+      <w:r>
+        <w:rPr>
+          <w:rFonts w:asciiTheme="minorHAnsi" w:hAnsiTheme="minorHAnsi" w:cstheme="minorHAnsi"/>
+          <w:sz w:val="22"/>
+          <w:szCs w:val="22"/>
+          <w:shd w:val="clear" w:color="auto" w:fill="FFFFFF"/>
+        </w:rPr>
+        <w:t>A gallows</w:t>
+      </w:r>
+      <w:proofErr w:type="gramEnd"/>
+      <w:r>
+        <w:rPr>
+          <w:rFonts w:asciiTheme="minorHAnsi" w:hAnsiTheme="minorHAnsi" w:cstheme="minorHAnsi"/>
+          <w:sz w:val="22"/>
+          <w:szCs w:val="22"/>
+          <w:shd w:val="clear" w:color="auto" w:fill="FFFFFF"/>
+        </w:rPr>
+        <w:t xml:space="preserve"> is displayed on the screen, with elements added to the picture throughout the game.</w:t>
       </w:r>
     </w:p>
     <w:p>
@@ -669,19 +680,6 @@
         <w:spacing w:before="120" w:beforeAutospacing="0" w:after="240" w:afterAutospacing="0"/>
         <w:rPr>
           <w:rFonts w:asciiTheme="minorHAnsi" w:hAnsiTheme="minorHAnsi" w:cstheme="minorHAnsi"/>
-          <w:sz w:val="22"/>
-          <w:szCs w:val="22"/>
-          <w:shd w:val="clear" w:color="auto" w:fill="FFFFFF"/>
-        </w:rPr>
-      </w:pPr>
-    </w:p>
-    <w:p>
-      <w:pPr>
-        <w:pStyle w:val="NormalWeb"/>
-        <w:shd w:val="clear" w:color="auto" w:fill="FFFFFF"/>
-        <w:spacing w:before="120" w:beforeAutospacing="0" w:after="240" w:afterAutospacing="0"/>
-        <w:rPr>
-          <w:rFonts w:asciiTheme="minorHAnsi" w:hAnsiTheme="minorHAnsi" w:cstheme="minorHAnsi"/>
           <w:sz w:val="28"/>
           <w:szCs w:val="28"/>
           <w:shd w:val="clear" w:color="auto" w:fill="FFFFFF"/>
@@ -747,7 +745,17 @@
           <w:szCs w:val="22"/>
           <w:shd w:val="clear" w:color="auto" w:fill="FFFFFF"/>
         </w:rPr>
-        <w:t>game status label displays “click start to begin”</w:t>
+        <w:t>game status label displays “click start to begin</w:t>
+      </w:r>
+      <w:proofErr w:type="gramStart"/>
+      <w:r>
+        <w:rPr>
+          <w:rFonts w:asciiTheme="minorHAnsi" w:hAnsiTheme="minorHAnsi" w:cstheme="minorHAnsi"/>
+          <w:sz w:val="22"/>
+          <w:szCs w:val="22"/>
+          <w:shd w:val="clear" w:color="auto" w:fill="FFFFFF"/>
+        </w:rPr>
+        <w:t>”</w:t>
       </w:r>
       <w:r>
         <w:rPr>
@@ -758,6 +766,7 @@
         </w:rPr>
         <w:t>.</w:t>
       </w:r>
+      <w:proofErr w:type="gramEnd"/>
     </w:p>
     <w:p>
       <w:pPr>
@@ -791,8 +800,19 @@
           <w:szCs w:val="22"/>
           <w:shd w:val="clear" w:color="auto" w:fill="FFFFFF"/>
         </w:rPr>
-        <w:t xml:space="preserve"> The game status label now reads “Guess a Letter”.</w:t>
-      </w:r>
+        <w:t xml:space="preserve"> The game status label now reads “Guess a Letter</w:t>
+      </w:r>
+      <w:proofErr w:type="gramStart"/>
+      <w:r>
+        <w:rPr>
+          <w:rFonts w:asciiTheme="minorHAnsi" w:hAnsiTheme="minorHAnsi" w:cstheme="minorHAnsi"/>
+          <w:sz w:val="22"/>
+          <w:szCs w:val="22"/>
+          <w:shd w:val="clear" w:color="auto" w:fill="FFFFFF"/>
+        </w:rPr>
+        <w:t>”.</w:t>
+      </w:r>
+      <w:proofErr w:type="gramEnd"/>
     </w:p>
     <w:p>
       <w:pPr>
@@ -1061,7 +1081,25 @@
           <w:sz w:val="22"/>
           <w:szCs w:val="22"/>
         </w:rPr>
-        <w:t xml:space="preserve">.  If however, the stick figure is completed, meaning all the guesses have been used and the player has not yet guessed all the letters in the word, the player </w:t>
+        <w:t xml:space="preserve">.  </w:t>
+      </w:r>
+      <w:proofErr w:type="gramStart"/>
+      <w:r>
+        <w:rPr>
+          <w:rFonts w:asciiTheme="minorHAnsi" w:hAnsiTheme="minorHAnsi" w:cstheme="minorHAnsi"/>
+          <w:sz w:val="22"/>
+          <w:szCs w:val="22"/>
+        </w:rPr>
+        <w:t>If</w:t>
+      </w:r>
+      <w:proofErr w:type="gramEnd"/>
+      <w:r>
+        <w:rPr>
+          <w:rFonts w:asciiTheme="minorHAnsi" w:hAnsiTheme="minorHAnsi" w:cstheme="minorHAnsi"/>
+          <w:sz w:val="22"/>
+          <w:szCs w:val="22"/>
+        </w:rPr>
+        <w:t xml:space="preserve"> however, the stick figure is completed, meaning all the guesses have been used and the player has not yet guessed all the letters in the word, the player </w:t>
       </w:r>
       <w:r>
         <w:rPr>
